--- a/src/templates/lateBC.docx
+++ b/src/templates/lateBC.docx
@@ -267,6 +267,35 @@
       <w:r>
         <w:rPr>
           <w:noProof/>
+        </w:rPr>
+        <w:pict>
+          <v:shapetype id="_x0000_t75" coordsize="21600,21600" o:spt="75" o:preferrelative="t" path="m@4@5l@4@11@9@11@9@5xe" filled="f" stroked="f">
+            <v:stroke joinstyle="miter"/>
+            <v:formulas>
+              <v:f eqn="if lineDrawn pixelLineWidth 0"/>
+              <v:f eqn="sum @0 1 0"/>
+              <v:f eqn="sum 0 0 @1"/>
+              <v:f eqn="prod @2 1 2"/>
+              <v:f eqn="prod @3 21600 pixelWidth"/>
+              <v:f eqn="prod @3 21600 pixelHeight"/>
+              <v:f eqn="sum @0 0 1"/>
+              <v:f eqn="prod @6 1 2"/>
+              <v:f eqn="prod @7 21600 pixelWidth"/>
+              <v:f eqn="sum @8 21600 0"/>
+              <v:f eqn="prod @7 21600 pixelHeight"/>
+              <v:f eqn="sum @10 21600 0"/>
+            </v:formulas>
+            <v:path o:extrusionok="f" gradientshapeok="t" o:connecttype="rect"/>
+            <o:lock v:ext="edit" aspectratio="t"/>
+          </v:shapetype>
+          <v:shape id="_x0000_s1026" type="#_x0000_t75" style="position:absolute;margin-left:0;margin-top:0;width:612pt;height:11in;z-index:-251635712;mso-position-horizontal:absolute;mso-position-horizontal-relative:text;mso-position-vertical:bottom;mso-position-vertical-relative:text;mso-width-relative:page;mso-height-relative:page">
+            <v:imagedata r:id="rId4" o:title="bg brgy_pages-to-jpg-0001"/>
+          </v:shape>
+        </w:pict>
+      </w:r>
+      <w:r>
+        <w:rPr>
+          <w:noProof/>
           <w:lang w:eastAsia="en-GB"/>
         </w:rPr>
         <mc:AlternateContent>
@@ -861,15 +890,7 @@
                                       <w:b/>
                                       <w:sz w:val="24"/>
                                     </w:rPr>
-                                    <w:t>Mother</w:t>
-                                  </w:r>
-                                  <w:r>
-                                    <w:rPr>
-                                      <w:rFonts w:ascii="Arial" w:hAnsi="Arial" w:cs="Arial"/>
-                                      <w:b/>
-                                      <w:sz w:val="24"/>
-                                    </w:rPr>
-                                    <w:t>Name</w:t>
+                                    <w:t>MotherName</w:t>
                                   </w:r>
                                   <w:proofErr w:type="spellEnd"/>
                                   <w:r>
@@ -1807,15 +1828,7 @@
                                 <w:b/>
                                 <w:sz w:val="24"/>
                               </w:rPr>
-                              <w:t>Mother</w:t>
-                            </w:r>
-                            <w:r>
-                              <w:rPr>
-                                <w:rFonts w:ascii="Arial" w:hAnsi="Arial" w:cs="Arial"/>
-                                <w:b/>
-                                <w:sz w:val="24"/>
-                              </w:rPr>
-                              <w:t>Name</w:t>
+                              <w:t>MotherName</w:t>
                             </w:r>
                             <w:proofErr w:type="spellEnd"/>
                             <w:r>
@@ -2817,7 +2830,7 @@
                     <pic:cNvPicPr/>
                   </pic:nvPicPr>
                   <pic:blipFill>
-                    <a:blip r:embed="rId4" cstate="print">
+                    <a:blip r:embed="rId5" cstate="print">
                       <a:extLst>
                         <a:ext uri="{28A0092B-C50C-407E-A947-70E740481C1C}">
                           <a14:useLocalDpi xmlns:a14="http://schemas.microsoft.com/office/drawing/2010/main" val="0"/>
